--- a/APLOS/POPResources/Templates/IssueReport20202.docx
+++ b/APLOS/POPResources/Templates/IssueReport20202.docx
@@ -13,8 +13,6 @@
           <w:szCs w:val="23"/>
         </w:rPr>
       </w:pPr>
-      <w:bookmarkStart w:id="0" w:name="_GoBack"/>
-      <w:bookmarkEnd w:id="0"/>
       <w:r>
         <w:rPr>
           <w:rFonts w:ascii="Tahoma" w:hAnsi="Tahoma" w:cs="Tahoma"/>
@@ -331,6 +329,7 @@
               </w:rPr>
               <w:t>{</w:t>
             </w:r>
+            <w:proofErr w:type="spellStart"/>
             <w:r>
               <w:rPr>
                 <w:rFonts w:ascii="Tahoma" w:hAnsi="Tahoma" w:cs="Tahoma"/>
@@ -341,6 +340,7 @@
               </w:rPr>
               <w:t>IssueNo</w:t>
             </w:r>
+            <w:proofErr w:type="spellEnd"/>
             <w:r>
               <w:rPr>
                 <w:rFonts w:ascii="Tahoma" w:eastAsia="Arial" w:hAnsi="Tahoma" w:cs="Tahoma"/>
@@ -409,6 +409,7 @@
               </w:rPr>
               <w:t>{</w:t>
             </w:r>
+            <w:proofErr w:type="spellStart"/>
             <w:r>
               <w:rPr>
                 <w:rFonts w:ascii="Tahoma" w:hAnsi="Tahoma" w:cs="Tahoma"/>
@@ -418,6 +419,7 @@
               </w:rPr>
               <w:t>IssueType</w:t>
             </w:r>
+            <w:proofErr w:type="spellEnd"/>
             <w:r>
               <w:rPr>
                 <w:rFonts w:ascii="Tahoma" w:eastAsia="Arial" w:hAnsi="Tahoma" w:cs="Tahoma"/>
@@ -467,6 +469,7 @@
               </w:rPr>
               <w:t>:{</w:t>
             </w:r>
+            <w:proofErr w:type="spellStart"/>
             <w:r>
               <w:rPr>
                 <w:rFonts w:ascii="Tahoma" w:hAnsi="Tahoma" w:cs="Tahoma"/>
@@ -477,6 +480,7 @@
               </w:rPr>
               <w:t>IssueRequestMasterId</w:t>
             </w:r>
+            <w:proofErr w:type="spellEnd"/>
             <w:r>
               <w:rPr>
                 <w:rFonts w:ascii="Tahoma" w:hAnsi="Tahoma" w:cs="Tahoma"/>
@@ -660,7 +664,27 @@
                 <w:sz w:val="16"/>
                 <w:szCs w:val="16"/>
               </w:rPr>
-              <w:t>{poDate}</w:t>
+              <w:t>{</w:t>
+            </w:r>
+            <w:proofErr w:type="spellStart"/>
+            <w:r>
+              <w:rPr>
+                <w:rFonts w:ascii="Tahoma" w:eastAsia="Times New Roman" w:hAnsi="Tahoma" w:cs="Tahoma"/>
+                <w:color w:val="000000"/>
+                <w:sz w:val="16"/>
+                <w:szCs w:val="16"/>
+              </w:rPr>
+              <w:t>poDate</w:t>
+            </w:r>
+            <w:proofErr w:type="spellEnd"/>
+            <w:r>
+              <w:rPr>
+                <w:rFonts w:ascii="Tahoma" w:eastAsia="Times New Roman" w:hAnsi="Tahoma" w:cs="Tahoma"/>
+                <w:color w:val="000000"/>
+                <w:sz w:val="16"/>
+                <w:szCs w:val="16"/>
+              </w:rPr>
+              <w:t>}</w:t>
             </w:r>
           </w:p>
           <w:p>
@@ -681,6 +705,143 @@
                 <w:szCs w:val="16"/>
               </w:rPr>
             </w:pPr>
+            <w:r>
+              <w:rPr>
+                <w:rFonts w:ascii="Tahoma" w:hAnsi="Tahoma" w:cs="Tahoma"/>
+                <w:b/>
+                <w:color w:val="000000"/>
+                <w:sz w:val="16"/>
+                <w:szCs w:val="16"/>
+              </w:rPr>
+              <w:t>Process</w:t>
+            </w:r>
+            <w:r>
+              <w:rPr>
+                <w:rFonts w:ascii="Tahoma" w:hAnsi="Tahoma" w:cs="Tahoma"/>
+                <w:b/>
+                <w:color w:val="000000"/>
+                <w:sz w:val="16"/>
+                <w:szCs w:val="16"/>
+              </w:rPr>
+              <w:t xml:space="preserve">    </w:t>
+            </w:r>
+            <w:r>
+              <w:rPr>
+                <w:rFonts w:ascii="Tahoma" w:eastAsia="Arial" w:hAnsi="Tahoma" w:cs="Tahoma"/>
+                <w:b/>
+                <w:bCs/>
+                <w:sz w:val="16"/>
+                <w:szCs w:val="16"/>
+              </w:rPr>
+              <w:t>:</w:t>
+            </w:r>
+            <w:r>
+              <w:rPr>
+                <w:rFonts w:ascii="Tahoma" w:eastAsia="Arial" w:hAnsi="Tahoma" w:cs="Tahoma"/>
+                <w:bCs/>
+                <w:sz w:val="16"/>
+                <w:szCs w:val="16"/>
+              </w:rPr>
+              <w:t>{</w:t>
+            </w:r>
+            <w:proofErr w:type="spellStart"/>
+            <w:r>
+              <w:rPr>
+                <w:rFonts w:ascii="Consolas" w:hAnsi="Consolas" w:cs="Consolas"/>
+                <w:color w:val="000000"/>
+                <w:sz w:val="19"/>
+                <w:szCs w:val="19"/>
+              </w:rPr>
+              <w:t>ProcessName</w:t>
+            </w:r>
+            <w:proofErr w:type="spellEnd"/>
+            <w:r>
+              <w:rPr>
+                <w:rFonts w:ascii="Tahoma" w:eastAsia="Arial" w:hAnsi="Tahoma" w:cs="Tahoma"/>
+                <w:bCs/>
+                <w:sz w:val="16"/>
+                <w:szCs w:val="16"/>
+              </w:rPr>
+              <w:t>}</w:t>
+            </w:r>
+            <w:r>
+              <w:rPr>
+                <w:rFonts w:ascii="Tahoma" w:eastAsia="Arial" w:hAnsi="Tahoma" w:cs="Tahoma"/>
+                <w:bCs/>
+                <w:sz w:val="16"/>
+                <w:szCs w:val="16"/>
+              </w:rPr>
+              <w:t xml:space="preserve">                                                       </w:t>
+            </w:r>
+            <w:r>
+              <w:rPr>
+                <w:rFonts w:ascii="Tahoma" w:hAnsi="Tahoma" w:cs="Tahoma"/>
+                <w:b/>
+                <w:color w:val="000000"/>
+                <w:sz w:val="16"/>
+                <w:szCs w:val="16"/>
+              </w:rPr>
+              <w:t xml:space="preserve"> </w:t>
+            </w:r>
+            <w:r>
+              <w:rPr>
+                <w:rFonts w:ascii="Tahoma" w:hAnsi="Tahoma" w:cs="Tahoma"/>
+                <w:b/>
+                <w:color w:val="000000"/>
+                <w:sz w:val="16"/>
+                <w:szCs w:val="16"/>
+              </w:rPr>
+              <w:t>Production Order No</w:t>
+            </w:r>
+            <w:r>
+              <w:rPr>
+                <w:rFonts w:ascii="Tahoma" w:hAnsi="Tahoma" w:cs="Tahoma"/>
+                <w:b/>
+                <w:color w:val="000000"/>
+                <w:sz w:val="16"/>
+                <w:szCs w:val="16"/>
+              </w:rPr>
+              <w:t xml:space="preserve">    </w:t>
+            </w:r>
+            <w:r>
+              <w:rPr>
+                <w:rFonts w:ascii="Tahoma" w:eastAsia="Arial" w:hAnsi="Tahoma" w:cs="Tahoma"/>
+                <w:b/>
+                <w:bCs/>
+                <w:sz w:val="16"/>
+                <w:szCs w:val="16"/>
+              </w:rPr>
+              <w:t>:</w:t>
+            </w:r>
+            <w:r>
+              <w:rPr>
+                <w:rFonts w:ascii="Tahoma" w:eastAsia="Arial" w:hAnsi="Tahoma" w:cs="Tahoma"/>
+                <w:bCs/>
+                <w:sz w:val="16"/>
+                <w:szCs w:val="16"/>
+              </w:rPr>
+              <w:t>{</w:t>
+            </w:r>
+            <w:bookmarkStart w:id="0" w:name="_GoBack"/>
+            <w:bookmarkEnd w:id="0"/>
+            <w:r>
+              <w:rPr>
+                <w:rFonts w:ascii="Consolas" w:hAnsi="Consolas" w:cs="Consolas"/>
+                <w:color w:val="000000"/>
+                <w:sz w:val="19"/>
+                <w:szCs w:val="19"/>
+              </w:rPr>
+              <w:t>ProductionOrderNo</w:t>
+            </w:r>
+            <w:r>
+              <w:rPr>
+                <w:rFonts w:ascii="Tahoma" w:eastAsia="Arial" w:hAnsi="Tahoma" w:cs="Tahoma"/>
+                <w:bCs/>
+                <w:sz w:val="16"/>
+                <w:szCs w:val="16"/>
+              </w:rPr>
+              <w:t>}</w:t>
+            </w:r>
           </w:p>
         </w:tc>
       </w:tr>
@@ -717,7 +878,29 @@
                 <w:sz w:val="16"/>
                 <w:szCs w:val="16"/>
               </w:rPr>
-              <w:t>{materialItems}</w:t>
+              <w:t>{</w:t>
+            </w:r>
+            <w:proofErr w:type="spellStart"/>
+            <w:r>
+              <w:rPr>
+                <w:rFonts w:ascii="Tahoma" w:eastAsia="Arial" w:hAnsi="Tahoma" w:cs="Tahoma"/>
+                <w:b/>
+                <w:bCs/>
+                <w:sz w:val="16"/>
+                <w:szCs w:val="16"/>
+              </w:rPr>
+              <w:t>materialItems</w:t>
+            </w:r>
+            <w:proofErr w:type="spellEnd"/>
+            <w:r>
+              <w:rPr>
+                <w:rFonts w:ascii="Tahoma" w:eastAsia="Arial" w:hAnsi="Tahoma" w:cs="Tahoma"/>
+                <w:b/>
+                <w:bCs/>
+                <w:sz w:val="16"/>
+                <w:szCs w:val="16"/>
+              </w:rPr>
+              <w:t>}</w:t>
             </w:r>
           </w:p>
           <w:p>
@@ -738,7 +921,29 @@
                 <w:sz w:val="16"/>
                 <w:szCs w:val="16"/>
               </w:rPr>
-              <w:t>{ServiceItems}</w:t>
+              <w:t>{</w:t>
+            </w:r>
+            <w:proofErr w:type="spellStart"/>
+            <w:r>
+              <w:rPr>
+                <w:rFonts w:ascii="Tahoma" w:eastAsia="Arial" w:hAnsi="Tahoma" w:cs="Tahoma"/>
+                <w:b/>
+                <w:bCs/>
+                <w:sz w:val="16"/>
+                <w:szCs w:val="16"/>
+              </w:rPr>
+              <w:t>ServiceItems</w:t>
+            </w:r>
+            <w:proofErr w:type="spellEnd"/>
+            <w:r>
+              <w:rPr>
+                <w:rFonts w:ascii="Tahoma" w:eastAsia="Arial" w:hAnsi="Tahoma" w:cs="Tahoma"/>
+                <w:b/>
+                <w:bCs/>
+                <w:sz w:val="16"/>
+                <w:szCs w:val="16"/>
+              </w:rPr>
+              <w:t>}</w:t>
             </w:r>
           </w:p>
           <w:p>
@@ -790,7 +995,29 @@
                 <w:sz w:val="16"/>
                 <w:szCs w:val="16"/>
               </w:rPr>
-              <w:t>: {GrandTotal}</w:t>
+              <w:t>: {</w:t>
+            </w:r>
+            <w:proofErr w:type="spellStart"/>
+            <w:r>
+              <w:rPr>
+                <w:rFonts w:ascii="Tahoma" w:eastAsia="Arial" w:hAnsi="Tahoma" w:cs="Tahoma"/>
+                <w:b/>
+                <w:bCs/>
+                <w:sz w:val="16"/>
+                <w:szCs w:val="16"/>
+              </w:rPr>
+              <w:t>GrandTotal</w:t>
+            </w:r>
+            <w:proofErr w:type="spellEnd"/>
+            <w:r>
+              <w:rPr>
+                <w:rFonts w:ascii="Tahoma" w:eastAsia="Arial" w:hAnsi="Tahoma" w:cs="Tahoma"/>
+                <w:b/>
+                <w:bCs/>
+                <w:sz w:val="16"/>
+                <w:szCs w:val="16"/>
+              </w:rPr>
+              <w:t>}</w:t>
             </w:r>
             <w:r>
               <w:rPr>
@@ -801,7 +1028,29 @@
                 <w:szCs w:val="16"/>
               </w:rPr>
               <w:cr/>
-              <w:t>In Words: {TotalInWords}</w:t>
+              <w:t>In Words: {</w:t>
+            </w:r>
+            <w:proofErr w:type="spellStart"/>
+            <w:r>
+              <w:rPr>
+                <w:rFonts w:ascii="Tahoma" w:eastAsia="Arial" w:hAnsi="Tahoma" w:cs="Tahoma"/>
+                <w:b/>
+                <w:bCs/>
+                <w:sz w:val="16"/>
+                <w:szCs w:val="16"/>
+              </w:rPr>
+              <w:t>TotalInWords</w:t>
+            </w:r>
+            <w:proofErr w:type="spellEnd"/>
+            <w:r>
+              <w:rPr>
+                <w:rFonts w:ascii="Tahoma" w:eastAsia="Arial" w:hAnsi="Tahoma" w:cs="Tahoma"/>
+                <w:b/>
+                <w:bCs/>
+                <w:sz w:val="16"/>
+                <w:szCs w:val="16"/>
+              </w:rPr>
+              <w:t>}</w:t>
             </w:r>
           </w:p>
           <w:p>
@@ -1042,7 +1291,29 @@
                       <w:sz w:val="16"/>
                       <w:szCs w:val="16"/>
                     </w:rPr>
-                    <w:t>ODYSSEY CRAFT(PVT.) LTD</w:t>
+                    <w:t xml:space="preserve">ODYSSEY </w:t>
+                  </w:r>
+                  <w:proofErr w:type="gramStart"/>
+                  <w:r>
+                    <w:rPr>
+                      <w:rFonts w:ascii="Tahoma" w:eastAsia="Arial" w:hAnsi="Tahoma" w:cs="Tahoma"/>
+                      <w:b/>
+                      <w:bCs/>
+                      <w:sz w:val="16"/>
+                      <w:szCs w:val="16"/>
+                    </w:rPr>
+                    <w:t>CRAFT(</w:t>
+                  </w:r>
+                  <w:proofErr w:type="gramEnd"/>
+                  <w:r>
+                    <w:rPr>
+                      <w:rFonts w:ascii="Tahoma" w:eastAsia="Arial" w:hAnsi="Tahoma" w:cs="Tahoma"/>
+                      <w:b/>
+                      <w:bCs/>
+                      <w:sz w:val="16"/>
+                      <w:szCs w:val="16"/>
+                    </w:rPr>
+                    <w:t>PVT.) LTD</w:t>
                   </w:r>
                   <w:r>
                     <w:rPr>
@@ -1140,7 +1411,29 @@
                       <w:sz w:val="16"/>
                       <w:szCs w:val="16"/>
                     </w:rPr>
-                    <w:t>For {VendorName}</w:t>
+                    <w:t>For {</w:t>
+                  </w:r>
+                  <w:proofErr w:type="spellStart"/>
+                  <w:r>
+                    <w:rPr>
+                      <w:rFonts w:ascii="Tahoma" w:eastAsia="Arial" w:hAnsi="Tahoma" w:cs="Tahoma"/>
+                      <w:b/>
+                      <w:bCs/>
+                      <w:sz w:val="16"/>
+                      <w:szCs w:val="16"/>
+                    </w:rPr>
+                    <w:t>VendorName</w:t>
+                  </w:r>
+                  <w:proofErr w:type="spellEnd"/>
+                  <w:r>
+                    <w:rPr>
+                      <w:rFonts w:ascii="Tahoma" w:eastAsia="Arial" w:hAnsi="Tahoma" w:cs="Tahoma"/>
+                      <w:b/>
+                      <w:bCs/>
+                      <w:sz w:val="16"/>
+                      <w:szCs w:val="16"/>
+                    </w:rPr>
+                    <w:t>}</w:t>
                   </w:r>
                 </w:p>
                 <w:p>
@@ -1348,7 +1641,7 @@
                       </mc:Choice>
                       <mc:Fallback>
                         <w:pict>
-                          <v:line w14:anchorId="6AFE38D0" id="Straight Connector 1" o:spid="_x0000_s1026" style="position:absolute;flip:x;z-index:251682816;visibility:visible;mso-wrap-style:square;mso-width-percent:0;mso-height-percent:0;mso-wrap-distance-left:9pt;mso-wrap-distance-top:0;mso-wrap-distance-right:9pt;mso-wrap-distance-bottom:0;mso-position-horizontal:absolute;mso-position-horizontal-relative:text;mso-position-vertical:absolute;mso-position-vertical-relative:text;mso-width-percent:0;mso-height-percent:0;mso-width-relative:margin;mso-height-relative:margin" from="30.2pt,8.35pt" to="139.75pt,8.35pt" o:gfxdata="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" strokecolor="black [3213]" strokeweight=".5pt">
+                          <v:line w14:anchorId="38A670C3" id="Straight Connector 1" o:spid="_x0000_s1026" style="position:absolute;flip:x;z-index:251682816;visibility:visible;mso-wrap-style:square;mso-width-percent:0;mso-height-percent:0;mso-wrap-distance-left:9pt;mso-wrap-distance-top:0;mso-wrap-distance-right:9pt;mso-wrap-distance-bottom:0;mso-position-horizontal:absolute;mso-position-horizontal-relative:text;mso-position-vertical:absolute;mso-position-vertical-relative:text;mso-width-percent:0;mso-height-percent:0;mso-width-relative:margin;mso-height-relative:margin" from="30.2pt,8.35pt" to="139.75pt,8.35pt" o:gfxdata="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" strokecolor="black [3213]" strokeweight=".5pt">
                             <v:stroke joinstyle="miter"/>
                           </v:line>
                         </w:pict>
@@ -1364,6 +1657,7 @@
                     </w:rPr>
                     <w:t>{</w:t>
                   </w:r>
+                  <w:proofErr w:type="spellStart"/>
                   <w:r>
                     <w:rPr>
                       <w:rFonts w:ascii="Tahoma" w:hAnsi="Tahoma" w:cs="Tahoma"/>
@@ -1374,6 +1668,7 @@
                     </w:rPr>
                     <w:t>AddedBy</w:t>
                   </w:r>
+                  <w:proofErr w:type="spellEnd"/>
                   <w:r>
                     <w:rPr>
                       <w:rFonts w:ascii="Tahoma" w:eastAsia="Arial" w:hAnsi="Tahoma" w:cs="Tahoma"/>
@@ -1467,7 +1762,7 @@
                       </mc:Choice>
                       <mc:Fallback>
                         <w:pict>
-                          <v:line w14:anchorId="75656A12" id="Straight Connector 2" o:spid="_x0000_s1026" style="position:absolute;z-index:251685888;visibility:visible;mso-wrap-style:square;mso-wrap-distance-left:9pt;mso-wrap-distance-top:0;mso-wrap-distance-right:9pt;mso-wrap-distance-bottom:0;mso-position-horizontal:absolute;mso-position-horizontal-relative:text;mso-position-vertical:absolute;mso-position-vertical-relative:text" from="31.2pt,8.35pt" to="143.25pt,8.35pt" o:gfxdata="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" strokecolor="black [3213]" strokeweight=".5pt">
+                          <v:line w14:anchorId="37ED6C9B" id="Straight Connector 2" o:spid="_x0000_s1026" style="position:absolute;z-index:251685888;visibility:visible;mso-wrap-style:square;mso-wrap-distance-left:9pt;mso-wrap-distance-top:0;mso-wrap-distance-right:9pt;mso-wrap-distance-bottom:0;mso-position-horizontal:absolute;mso-position-horizontal-relative:text;mso-position-vertical:absolute;mso-position-vertical-relative:text" from="31.2pt,8.35pt" to="143.25pt,8.35pt" o:gfxdata="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" strokecolor="black [3213]" strokeweight=".5pt">
                             <v:stroke joinstyle="miter"/>
                           </v:line>
                         </w:pict>
@@ -1492,6 +1787,7 @@
                     </w:rPr>
                     <w:t>{</w:t>
                   </w:r>
+                  <w:proofErr w:type="spellStart"/>
                   <w:r>
                     <w:rPr>
                       <w:rFonts w:ascii="Consolas" w:hAnsi="Consolas" w:cs="Consolas"/>
@@ -1502,6 +1798,7 @@
                     </w:rPr>
                     <w:t>EmployeeName</w:t>
                   </w:r>
+                  <w:proofErr w:type="spellEnd"/>
                   <w:r>
                     <w:rPr>
                       <w:rFonts w:ascii="Tahoma" w:eastAsia="Arial" w:hAnsi="Tahoma" w:cs="Tahoma"/>
@@ -1596,7 +1893,7 @@
                       </mc:Choice>
                       <mc:Fallback>
                         <w:pict>
-                          <v:line w14:anchorId="34C851D1" id="Straight Connector 3" o:spid="_x0000_s1026" style="position:absolute;z-index:251683840;visibility:visible;mso-wrap-style:square;mso-width-percent:0;mso-wrap-distance-left:9pt;mso-wrap-distance-top:0;mso-wrap-distance-right:9pt;mso-wrap-distance-bottom:0;mso-position-horizontal:absolute;mso-position-horizontal-relative:text;mso-position-vertical:absolute;mso-position-vertical-relative:text;mso-width-percent:0;mso-width-relative:margin" from="23.5pt,8.35pt" to="143.7pt,8.35pt" o:gfxdata="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" strokecolor="black [3213]" strokeweight=".5pt">
+                          <v:line w14:anchorId="5D239B90" id="Straight Connector 3" o:spid="_x0000_s1026" style="position:absolute;z-index:251683840;visibility:visible;mso-wrap-style:square;mso-width-percent:0;mso-wrap-distance-left:9pt;mso-wrap-distance-top:0;mso-wrap-distance-right:9pt;mso-wrap-distance-bottom:0;mso-position-horizontal:absolute;mso-position-horizontal-relative:text;mso-position-vertical:absolute;mso-position-vertical-relative:text;mso-width-percent:0;mso-width-relative:margin" from="23.5pt,8.35pt" to="143.7pt,8.35pt" o:gfxdata="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" strokecolor="black [3213]" strokeweight=".5pt">
                             <v:stroke joinstyle="miter"/>
                           </v:line>
                         </w:pict>
@@ -1612,6 +1909,7 @@
                     </w:rPr>
                     <w:t xml:space="preserve">       {</w:t>
                   </w:r>
+                  <w:proofErr w:type="spellStart"/>
                   <w:r>
                     <w:rPr>
                       <w:rFonts w:ascii="Tahoma" w:hAnsi="Tahoma" w:cs="Tahoma"/>
@@ -1622,6 +1920,7 @@
                     </w:rPr>
                     <w:t>CheckedByName</w:t>
                   </w:r>
+                  <w:proofErr w:type="spellEnd"/>
                   <w:r>
                     <w:rPr>
                       <w:rFonts w:ascii="Tahoma" w:eastAsia="Arial" w:hAnsi="Tahoma" w:cs="Tahoma"/>
@@ -1713,7 +2012,7 @@
                       </mc:Choice>
                       <mc:Fallback>
                         <w:pict>
-                          <v:line w14:anchorId="6A71AF7A" id="Straight Connector 5" o:spid="_x0000_s1026" style="position:absolute;z-index:251684864;visibility:visible;mso-wrap-style:square;mso-wrap-distance-left:9pt;mso-wrap-distance-top:0;mso-wrap-distance-right:9pt;mso-wrap-distance-bottom:0;mso-position-horizontal:absolute;mso-position-horizontal-relative:text;mso-position-vertical:absolute;mso-position-vertical-relative:text" from="31.2pt,8.35pt" to="143.25pt,8.35pt" o:gfxdata="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" strokecolor="black [3213]" strokeweight=".5pt">
+                          <v:line w14:anchorId="26F3B1AD" id="Straight Connector 5" o:spid="_x0000_s1026" style="position:absolute;z-index:251684864;visibility:visible;mso-wrap-style:square;mso-wrap-distance-left:9pt;mso-wrap-distance-top:0;mso-wrap-distance-right:9pt;mso-wrap-distance-bottom:0;mso-position-horizontal:absolute;mso-position-horizontal-relative:text;mso-position-vertical:absolute;mso-position-vertical-relative:text" from="31.2pt,8.35pt" to="143.25pt,8.35pt" o:gfxdata="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" strokecolor="black [3213]" strokeweight=".5pt">
                             <v:stroke joinstyle="miter"/>
                           </v:line>
                         </w:pict>
@@ -1729,6 +2028,7 @@
                     </w:rPr>
                     <w:t xml:space="preserve">           {</w:t>
                   </w:r>
+                  <w:proofErr w:type="spellStart"/>
                   <w:r>
                     <w:rPr>
                       <w:rFonts w:ascii="Tahoma" w:hAnsi="Tahoma" w:cs="Tahoma"/>
@@ -1739,6 +2039,7 @@
                     </w:rPr>
                     <w:t>AuthorizedByName</w:t>
                   </w:r>
+                  <w:proofErr w:type="spellEnd"/>
                   <w:r>
                     <w:rPr>
                       <w:rFonts w:ascii="Tahoma" w:eastAsia="Arial" w:hAnsi="Tahoma" w:cs="Tahoma"/>
@@ -2015,13 +2316,113 @@
         <w:szCs w:val="16"/>
       </w:rPr>
     </w:pPr>
+    <w:proofErr w:type="spellStart"/>
     <w:r>
       <w:rPr>
         <w:rFonts w:ascii="Tahoma" w:hAnsi="Tahoma" w:cs="Tahoma"/>
         <w:sz w:val="16"/>
         <w:szCs w:val="16"/>
       </w:rPr>
-      <w:t>Mouza: Depashai, U.P: Sombag, Kalampur, P.S: Dhamrai District: Dhaka, Bangladesh.Web: www.ocl-bd.com Phone: +8809612223355</w:t>
+      <w:t>Mouza</w:t>
+    </w:r>
+    <w:proofErr w:type="spellEnd"/>
+    <w:r>
+      <w:rPr>
+        <w:rFonts w:ascii="Tahoma" w:hAnsi="Tahoma" w:cs="Tahoma"/>
+        <w:sz w:val="16"/>
+        <w:szCs w:val="16"/>
+      </w:rPr>
+      <w:t xml:space="preserve">: </w:t>
+    </w:r>
+    <w:proofErr w:type="spellStart"/>
+    <w:r>
+      <w:rPr>
+        <w:rFonts w:ascii="Tahoma" w:hAnsi="Tahoma" w:cs="Tahoma"/>
+        <w:sz w:val="16"/>
+        <w:szCs w:val="16"/>
+      </w:rPr>
+      <w:t>Depashai</w:t>
+    </w:r>
+    <w:proofErr w:type="spellEnd"/>
+    <w:r>
+      <w:rPr>
+        <w:rFonts w:ascii="Tahoma" w:hAnsi="Tahoma" w:cs="Tahoma"/>
+        <w:sz w:val="16"/>
+        <w:szCs w:val="16"/>
+      </w:rPr>
+      <w:t xml:space="preserve">, U.P: </w:t>
+    </w:r>
+    <w:proofErr w:type="spellStart"/>
+    <w:r>
+      <w:rPr>
+        <w:rFonts w:ascii="Tahoma" w:hAnsi="Tahoma" w:cs="Tahoma"/>
+        <w:sz w:val="16"/>
+        <w:szCs w:val="16"/>
+      </w:rPr>
+      <w:t>Sombag</w:t>
+    </w:r>
+    <w:proofErr w:type="spellEnd"/>
+    <w:r>
+      <w:rPr>
+        <w:rFonts w:ascii="Tahoma" w:hAnsi="Tahoma" w:cs="Tahoma"/>
+        <w:sz w:val="16"/>
+        <w:szCs w:val="16"/>
+      </w:rPr>
+      <w:t xml:space="preserve">, </w:t>
+    </w:r>
+    <w:proofErr w:type="spellStart"/>
+    <w:r>
+      <w:rPr>
+        <w:rFonts w:ascii="Tahoma" w:hAnsi="Tahoma" w:cs="Tahoma"/>
+        <w:sz w:val="16"/>
+        <w:szCs w:val="16"/>
+      </w:rPr>
+      <w:t>Kalampur</w:t>
+    </w:r>
+    <w:proofErr w:type="spellEnd"/>
+    <w:r>
+      <w:rPr>
+        <w:rFonts w:ascii="Tahoma" w:hAnsi="Tahoma" w:cs="Tahoma"/>
+        <w:sz w:val="16"/>
+        <w:szCs w:val="16"/>
+      </w:rPr>
+      <w:t xml:space="preserve">, P.S: </w:t>
+    </w:r>
+    <w:proofErr w:type="spellStart"/>
+    <w:r>
+      <w:rPr>
+        <w:rFonts w:ascii="Tahoma" w:hAnsi="Tahoma" w:cs="Tahoma"/>
+        <w:sz w:val="16"/>
+        <w:szCs w:val="16"/>
+      </w:rPr>
+      <w:t>Dhamrai</w:t>
+    </w:r>
+    <w:proofErr w:type="spellEnd"/>
+    <w:r>
+      <w:rPr>
+        <w:rFonts w:ascii="Tahoma" w:hAnsi="Tahoma" w:cs="Tahoma"/>
+        <w:sz w:val="16"/>
+        <w:szCs w:val="16"/>
+      </w:rPr>
+      <w:t xml:space="preserve"> District: Dhaka, </w:t>
+    </w:r>
+    <w:proofErr w:type="spellStart"/>
+    <w:r>
+      <w:rPr>
+        <w:rFonts w:ascii="Tahoma" w:hAnsi="Tahoma" w:cs="Tahoma"/>
+        <w:sz w:val="16"/>
+        <w:szCs w:val="16"/>
+      </w:rPr>
+      <w:t>Bangladesh.Web</w:t>
+    </w:r>
+    <w:proofErr w:type="spellEnd"/>
+    <w:r>
+      <w:rPr>
+        <w:rFonts w:ascii="Tahoma" w:hAnsi="Tahoma" w:cs="Tahoma"/>
+        <w:sz w:val="16"/>
+        <w:szCs w:val="16"/>
+      </w:rPr>
+      <w:t>: www.ocl-bd.com Phone: +8809612223355</w:t>
     </w:r>
   </w:p>
 </w:ftr>
@@ -3491,7 +3892,7 @@
 </file>
 
 <file path=customXml/itemProps1.xml><?xml version="1.0" encoding="utf-8"?>
-<ds:datastoreItem xmlns:ds="http://schemas.openxmlformats.org/officeDocument/2006/customXml" ds:itemID="{9A3260F3-C81E-4333-B91B-EEED5EBF7FEB}">
+<ds:datastoreItem xmlns:ds="http://schemas.openxmlformats.org/officeDocument/2006/customXml" ds:itemID="{16099A7F-0453-4AE6-A39D-84011209EB2C}">
   <ds:schemaRefs>
     <ds:schemaRef ds:uri="http://schemas.openxmlformats.org/officeDocument/2006/bibliography"/>
   </ds:schemaRefs>

--- a/APLOS/POPResources/Templates/IssueReport20202.docx
+++ b/APLOS/POPResources/Templates/IssueReport20202.docx
@@ -329,7 +329,6 @@
               </w:rPr>
               <w:t>{</w:t>
             </w:r>
-            <w:proofErr w:type="spellStart"/>
             <w:r>
               <w:rPr>
                 <w:rFonts w:ascii="Tahoma" w:hAnsi="Tahoma" w:cs="Tahoma"/>
@@ -340,7 +339,6 @@
               </w:rPr>
               <w:t>IssueNo</w:t>
             </w:r>
-            <w:proofErr w:type="spellEnd"/>
             <w:r>
               <w:rPr>
                 <w:rFonts w:ascii="Tahoma" w:eastAsia="Arial" w:hAnsi="Tahoma" w:cs="Tahoma"/>
@@ -409,7 +407,6 @@
               </w:rPr>
               <w:t>{</w:t>
             </w:r>
-            <w:proofErr w:type="spellStart"/>
             <w:r>
               <w:rPr>
                 <w:rFonts w:ascii="Tahoma" w:hAnsi="Tahoma" w:cs="Tahoma"/>
@@ -419,7 +416,6 @@
               </w:rPr>
               <w:t>IssueType</w:t>
             </w:r>
-            <w:proofErr w:type="spellEnd"/>
             <w:r>
               <w:rPr>
                 <w:rFonts w:ascii="Tahoma" w:eastAsia="Arial" w:hAnsi="Tahoma" w:cs="Tahoma"/>
@@ -469,7 +465,6 @@
               </w:rPr>
               <w:t>:{</w:t>
             </w:r>
-            <w:proofErr w:type="spellStart"/>
             <w:r>
               <w:rPr>
                 <w:rFonts w:ascii="Tahoma" w:hAnsi="Tahoma" w:cs="Tahoma"/>
@@ -480,7 +475,6 @@
               </w:rPr>
               <w:t>IssueRequestMasterId</w:t>
             </w:r>
-            <w:proofErr w:type="spellEnd"/>
             <w:r>
               <w:rPr>
                 <w:rFonts w:ascii="Tahoma" w:hAnsi="Tahoma" w:cs="Tahoma"/>
@@ -557,6 +551,73 @@
                 <w:szCs w:val="16"/>
               </w:rPr>
               <w:tab/>
+            </w:r>
+            <w:r>
+              <w:rPr>
+                <w:rFonts w:ascii="Tahoma" w:eastAsia="Arial" w:hAnsi="Tahoma" w:cs="Tahoma"/>
+                <w:b/>
+                <w:bCs/>
+                <w:sz w:val="16"/>
+                <w:szCs w:val="16"/>
+              </w:rPr>
+              <w:t xml:space="preserve">                                              </w:t>
+            </w:r>
+            <w:r>
+              <w:rPr>
+                <w:rFonts w:ascii="Tahoma" w:hAnsi="Tahoma" w:cs="Tahoma"/>
+                <w:b/>
+                <w:color w:val="000000"/>
+                <w:sz w:val="16"/>
+                <w:szCs w:val="16"/>
+              </w:rPr>
+              <w:t>Process</w:t>
+            </w:r>
+            <w:r>
+              <w:rPr>
+                <w:rFonts w:ascii="Tahoma" w:hAnsi="Tahoma" w:cs="Tahoma"/>
+                <w:b/>
+                <w:color w:val="000000"/>
+                <w:sz w:val="16"/>
+                <w:szCs w:val="16"/>
+              </w:rPr>
+              <w:t xml:space="preserve">    </w:t>
+            </w:r>
+            <w:r>
+              <w:rPr>
+                <w:rFonts w:ascii="Tahoma" w:eastAsia="Arial" w:hAnsi="Tahoma" w:cs="Tahoma"/>
+                <w:b/>
+                <w:bCs/>
+                <w:sz w:val="16"/>
+                <w:szCs w:val="16"/>
+              </w:rPr>
+              <w:t>:</w:t>
+            </w:r>
+            <w:r>
+              <w:rPr>
+                <w:rFonts w:ascii="Tahoma" w:eastAsia="Arial" w:hAnsi="Tahoma" w:cs="Tahoma"/>
+                <w:bCs/>
+                <w:sz w:val="16"/>
+                <w:szCs w:val="16"/>
+              </w:rPr>
+              <w:t>{</w:t>
+            </w:r>
+            <w:r>
+              <w:rPr>
+                <w:rFonts w:ascii="Consolas" w:hAnsi="Consolas" w:cs="Consolas"/>
+                <w:color w:val="000000"/>
+                <w:sz w:val="19"/>
+                <w:szCs w:val="19"/>
+              </w:rPr>
+              <w:t>ProcessName</w:t>
+            </w:r>
+            <w:r>
+              <w:rPr>
+                <w:rFonts w:ascii="Tahoma" w:eastAsia="Arial" w:hAnsi="Tahoma" w:cs="Tahoma"/>
+                <w:bCs/>
+                <w:sz w:val="16"/>
+                <w:szCs w:val="16"/>
+              </w:rPr>
+              <w:t>}</w:t>
             </w:r>
           </w:p>
         </w:tc>
@@ -664,27 +725,7 @@
                 <w:sz w:val="16"/>
                 <w:szCs w:val="16"/>
               </w:rPr>
-              <w:t>{</w:t>
-            </w:r>
-            <w:proofErr w:type="spellStart"/>
-            <w:r>
-              <w:rPr>
-                <w:rFonts w:ascii="Tahoma" w:eastAsia="Times New Roman" w:hAnsi="Tahoma" w:cs="Tahoma"/>
-                <w:color w:val="000000"/>
-                <w:sz w:val="16"/>
-                <w:szCs w:val="16"/>
-              </w:rPr>
-              <w:t>poDate</w:t>
-            </w:r>
-            <w:proofErr w:type="spellEnd"/>
-            <w:r>
-              <w:rPr>
-                <w:rFonts w:ascii="Tahoma" w:eastAsia="Times New Roman" w:hAnsi="Tahoma" w:cs="Tahoma"/>
-                <w:color w:val="000000"/>
-                <w:sz w:val="16"/>
-                <w:szCs w:val="16"/>
-              </w:rPr>
-              <w:t>}</w:t>
+              <w:t>{poDate}</w:t>
             </w:r>
           </w:p>
           <w:p>
@@ -713,7 +754,7 @@
                 <w:sz w:val="16"/>
                 <w:szCs w:val="16"/>
               </w:rPr>
-              <w:t>Process</w:t>
+              <w:t>Sales Order No</w:t>
             </w:r>
             <w:r>
               <w:rPr>
@@ -723,7 +764,7 @@
                 <w:sz w:val="16"/>
                 <w:szCs w:val="16"/>
               </w:rPr>
-              <w:t xml:space="preserve">    </w:t>
+              <w:t xml:space="preserve">   </w:t>
             </w:r>
             <w:r>
               <w:rPr>
@@ -744,7 +785,8 @@
               </w:rPr>
               <w:t>{</w:t>
             </w:r>
-            <w:proofErr w:type="spellStart"/>
+            <w:bookmarkStart w:id="0" w:name="_GoBack"/>
+            <w:bookmarkEnd w:id="0"/>
             <w:r>
               <w:rPr>
                 <w:rFonts w:ascii="Consolas" w:hAnsi="Consolas" w:cs="Consolas"/>
@@ -752,9 +794,8 @@
                 <w:sz w:val="19"/>
                 <w:szCs w:val="19"/>
               </w:rPr>
-              <w:t>ProcessName</w:t>
-            </w:r>
-            <w:proofErr w:type="spellEnd"/>
+              <w:t>SalesOrderId</w:t>
+            </w:r>
             <w:r>
               <w:rPr>
                 <w:rFonts w:ascii="Tahoma" w:eastAsia="Arial" w:hAnsi="Tahoma" w:cs="Tahoma"/>
@@ -822,8 +863,6 @@
               </w:rPr>
               <w:t>{</w:t>
             </w:r>
-            <w:bookmarkStart w:id="0" w:name="_GoBack"/>
-            <w:bookmarkEnd w:id="0"/>
             <w:r>
               <w:rPr>
                 <w:rFonts w:ascii="Consolas" w:hAnsi="Consolas" w:cs="Consolas"/>
@@ -878,29 +917,7 @@
                 <w:sz w:val="16"/>
                 <w:szCs w:val="16"/>
               </w:rPr>
-              <w:t>{</w:t>
-            </w:r>
-            <w:proofErr w:type="spellStart"/>
-            <w:r>
-              <w:rPr>
-                <w:rFonts w:ascii="Tahoma" w:eastAsia="Arial" w:hAnsi="Tahoma" w:cs="Tahoma"/>
-                <w:b/>
-                <w:bCs/>
-                <w:sz w:val="16"/>
-                <w:szCs w:val="16"/>
-              </w:rPr>
-              <w:t>materialItems</w:t>
-            </w:r>
-            <w:proofErr w:type="spellEnd"/>
-            <w:r>
-              <w:rPr>
-                <w:rFonts w:ascii="Tahoma" w:eastAsia="Arial" w:hAnsi="Tahoma" w:cs="Tahoma"/>
-                <w:b/>
-                <w:bCs/>
-                <w:sz w:val="16"/>
-                <w:szCs w:val="16"/>
-              </w:rPr>
-              <w:t>}</w:t>
+              <w:t>{materialItems}</w:t>
             </w:r>
           </w:p>
           <w:p>
@@ -921,29 +938,7 @@
                 <w:sz w:val="16"/>
                 <w:szCs w:val="16"/>
               </w:rPr>
-              <w:t>{</w:t>
-            </w:r>
-            <w:proofErr w:type="spellStart"/>
-            <w:r>
-              <w:rPr>
-                <w:rFonts w:ascii="Tahoma" w:eastAsia="Arial" w:hAnsi="Tahoma" w:cs="Tahoma"/>
-                <w:b/>
-                <w:bCs/>
-                <w:sz w:val="16"/>
-                <w:szCs w:val="16"/>
-              </w:rPr>
-              <w:t>ServiceItems</w:t>
-            </w:r>
-            <w:proofErr w:type="spellEnd"/>
-            <w:r>
-              <w:rPr>
-                <w:rFonts w:ascii="Tahoma" w:eastAsia="Arial" w:hAnsi="Tahoma" w:cs="Tahoma"/>
-                <w:b/>
-                <w:bCs/>
-                <w:sz w:val="16"/>
-                <w:szCs w:val="16"/>
-              </w:rPr>
-              <w:t>}</w:t>
+              <w:t>{ServiceItems}</w:t>
             </w:r>
           </w:p>
           <w:p>
@@ -995,29 +990,7 @@
                 <w:sz w:val="16"/>
                 <w:szCs w:val="16"/>
               </w:rPr>
-              <w:t>: {</w:t>
-            </w:r>
-            <w:proofErr w:type="spellStart"/>
-            <w:r>
-              <w:rPr>
-                <w:rFonts w:ascii="Tahoma" w:eastAsia="Arial" w:hAnsi="Tahoma" w:cs="Tahoma"/>
-                <w:b/>
-                <w:bCs/>
-                <w:sz w:val="16"/>
-                <w:szCs w:val="16"/>
-              </w:rPr>
-              <w:t>GrandTotal</w:t>
-            </w:r>
-            <w:proofErr w:type="spellEnd"/>
-            <w:r>
-              <w:rPr>
-                <w:rFonts w:ascii="Tahoma" w:eastAsia="Arial" w:hAnsi="Tahoma" w:cs="Tahoma"/>
-                <w:b/>
-                <w:bCs/>
-                <w:sz w:val="16"/>
-                <w:szCs w:val="16"/>
-              </w:rPr>
-              <w:t>}</w:t>
+              <w:t>: {GrandTotal}</w:t>
             </w:r>
             <w:r>
               <w:rPr>
@@ -1028,29 +1001,7 @@
                 <w:szCs w:val="16"/>
               </w:rPr>
               <w:cr/>
-              <w:t>In Words: {</w:t>
-            </w:r>
-            <w:proofErr w:type="spellStart"/>
-            <w:r>
-              <w:rPr>
-                <w:rFonts w:ascii="Tahoma" w:eastAsia="Arial" w:hAnsi="Tahoma" w:cs="Tahoma"/>
-                <w:b/>
-                <w:bCs/>
-                <w:sz w:val="16"/>
-                <w:szCs w:val="16"/>
-              </w:rPr>
-              <w:t>TotalInWords</w:t>
-            </w:r>
-            <w:proofErr w:type="spellEnd"/>
-            <w:r>
-              <w:rPr>
-                <w:rFonts w:ascii="Tahoma" w:eastAsia="Arial" w:hAnsi="Tahoma" w:cs="Tahoma"/>
-                <w:b/>
-                <w:bCs/>
-                <w:sz w:val="16"/>
-                <w:szCs w:val="16"/>
-              </w:rPr>
-              <w:t>}</w:t>
+              <w:t>In Words: {TotalInWords}</w:t>
             </w:r>
           </w:p>
           <w:p>
@@ -1291,29 +1242,7 @@
                       <w:sz w:val="16"/>
                       <w:szCs w:val="16"/>
                     </w:rPr>
-                    <w:t xml:space="preserve">ODYSSEY </w:t>
-                  </w:r>
-                  <w:proofErr w:type="gramStart"/>
-                  <w:r>
-                    <w:rPr>
-                      <w:rFonts w:ascii="Tahoma" w:eastAsia="Arial" w:hAnsi="Tahoma" w:cs="Tahoma"/>
-                      <w:b/>
-                      <w:bCs/>
-                      <w:sz w:val="16"/>
-                      <w:szCs w:val="16"/>
-                    </w:rPr>
-                    <w:t>CRAFT(</w:t>
-                  </w:r>
-                  <w:proofErr w:type="gramEnd"/>
-                  <w:r>
-                    <w:rPr>
-                      <w:rFonts w:ascii="Tahoma" w:eastAsia="Arial" w:hAnsi="Tahoma" w:cs="Tahoma"/>
-                      <w:b/>
-                      <w:bCs/>
-                      <w:sz w:val="16"/>
-                      <w:szCs w:val="16"/>
-                    </w:rPr>
-                    <w:t>PVT.) LTD</w:t>
+                    <w:t>ODYSSEY CRAFT(PVT.) LTD</w:t>
                   </w:r>
                   <w:r>
                     <w:rPr>
@@ -1411,29 +1340,7 @@
                       <w:sz w:val="16"/>
                       <w:szCs w:val="16"/>
                     </w:rPr>
-                    <w:t>For {</w:t>
-                  </w:r>
-                  <w:proofErr w:type="spellStart"/>
-                  <w:r>
-                    <w:rPr>
-                      <w:rFonts w:ascii="Tahoma" w:eastAsia="Arial" w:hAnsi="Tahoma" w:cs="Tahoma"/>
-                      <w:b/>
-                      <w:bCs/>
-                      <w:sz w:val="16"/>
-                      <w:szCs w:val="16"/>
-                    </w:rPr>
-                    <w:t>VendorName</w:t>
-                  </w:r>
-                  <w:proofErr w:type="spellEnd"/>
-                  <w:r>
-                    <w:rPr>
-                      <w:rFonts w:ascii="Tahoma" w:eastAsia="Arial" w:hAnsi="Tahoma" w:cs="Tahoma"/>
-                      <w:b/>
-                      <w:bCs/>
-                      <w:sz w:val="16"/>
-                      <w:szCs w:val="16"/>
-                    </w:rPr>
-                    <w:t>}</w:t>
+                    <w:t>For {VendorName}</w:t>
                   </w:r>
                 </w:p>
                 <w:p>
@@ -1641,7 +1548,7 @@
                       </mc:Choice>
                       <mc:Fallback>
                         <w:pict>
-                          <v:line w14:anchorId="38A670C3" id="Straight Connector 1" o:spid="_x0000_s1026" style="position:absolute;flip:x;z-index:251682816;visibility:visible;mso-wrap-style:square;mso-width-percent:0;mso-height-percent:0;mso-wrap-distance-left:9pt;mso-wrap-distance-top:0;mso-wrap-distance-right:9pt;mso-wrap-distance-bottom:0;mso-position-horizontal:absolute;mso-position-horizontal-relative:text;mso-position-vertical:absolute;mso-position-vertical-relative:text;mso-width-percent:0;mso-height-percent:0;mso-width-relative:margin;mso-height-relative:margin" from="30.2pt,8.35pt" to="139.75pt,8.35pt" o:gfxdata="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" strokecolor="black [3213]" strokeweight=".5pt">
+                          <v:line w14:anchorId="760ADBF0" id="Straight Connector 1" o:spid="_x0000_s1026" style="position:absolute;flip:x;z-index:251682816;visibility:visible;mso-wrap-style:square;mso-width-percent:0;mso-height-percent:0;mso-wrap-distance-left:9pt;mso-wrap-distance-top:0;mso-wrap-distance-right:9pt;mso-wrap-distance-bottom:0;mso-position-horizontal:absolute;mso-position-horizontal-relative:text;mso-position-vertical:absolute;mso-position-vertical-relative:text;mso-width-percent:0;mso-height-percent:0;mso-width-relative:margin;mso-height-relative:margin" from="30.2pt,8.35pt" to="139.75pt,8.35pt" o:gfxdata="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" strokecolor="black [3213]" strokeweight=".5pt">
                             <v:stroke joinstyle="miter"/>
                           </v:line>
                         </w:pict>
@@ -1657,7 +1564,6 @@
                     </w:rPr>
                     <w:t>{</w:t>
                   </w:r>
-                  <w:proofErr w:type="spellStart"/>
                   <w:r>
                     <w:rPr>
                       <w:rFonts w:ascii="Tahoma" w:hAnsi="Tahoma" w:cs="Tahoma"/>
@@ -1668,7 +1574,6 @@
                     </w:rPr>
                     <w:t>AddedBy</w:t>
                   </w:r>
-                  <w:proofErr w:type="spellEnd"/>
                   <w:r>
                     <w:rPr>
                       <w:rFonts w:ascii="Tahoma" w:eastAsia="Arial" w:hAnsi="Tahoma" w:cs="Tahoma"/>
@@ -1762,7 +1667,7 @@
                       </mc:Choice>
                       <mc:Fallback>
                         <w:pict>
-                          <v:line w14:anchorId="37ED6C9B" id="Straight Connector 2" o:spid="_x0000_s1026" style="position:absolute;z-index:251685888;visibility:visible;mso-wrap-style:square;mso-wrap-distance-left:9pt;mso-wrap-distance-top:0;mso-wrap-distance-right:9pt;mso-wrap-distance-bottom:0;mso-position-horizontal:absolute;mso-position-horizontal-relative:text;mso-position-vertical:absolute;mso-position-vertical-relative:text" from="31.2pt,8.35pt" to="143.25pt,8.35pt" o:gfxdata="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" strokecolor="black [3213]" strokeweight=".5pt">
+                          <v:line w14:anchorId="3CDD6484" id="Straight Connector 2" o:spid="_x0000_s1026" style="position:absolute;z-index:251685888;visibility:visible;mso-wrap-style:square;mso-wrap-distance-left:9pt;mso-wrap-distance-top:0;mso-wrap-distance-right:9pt;mso-wrap-distance-bottom:0;mso-position-horizontal:absolute;mso-position-horizontal-relative:text;mso-position-vertical:absolute;mso-position-vertical-relative:text" from="31.2pt,8.35pt" to="143.25pt,8.35pt" o:gfxdata="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" strokecolor="black [3213]" strokeweight=".5pt">
                             <v:stroke joinstyle="miter"/>
                           </v:line>
                         </w:pict>
@@ -1787,7 +1692,6 @@
                     </w:rPr>
                     <w:t>{</w:t>
                   </w:r>
-                  <w:proofErr w:type="spellStart"/>
                   <w:r>
                     <w:rPr>
                       <w:rFonts w:ascii="Consolas" w:hAnsi="Consolas" w:cs="Consolas"/>
@@ -1798,7 +1702,6 @@
                     </w:rPr>
                     <w:t>EmployeeName</w:t>
                   </w:r>
-                  <w:proofErr w:type="spellEnd"/>
                   <w:r>
                     <w:rPr>
                       <w:rFonts w:ascii="Tahoma" w:eastAsia="Arial" w:hAnsi="Tahoma" w:cs="Tahoma"/>
@@ -1893,7 +1796,7 @@
                       </mc:Choice>
                       <mc:Fallback>
                         <w:pict>
-                          <v:line w14:anchorId="5D239B90" id="Straight Connector 3" o:spid="_x0000_s1026" style="position:absolute;z-index:251683840;visibility:visible;mso-wrap-style:square;mso-width-percent:0;mso-wrap-distance-left:9pt;mso-wrap-distance-top:0;mso-wrap-distance-right:9pt;mso-wrap-distance-bottom:0;mso-position-horizontal:absolute;mso-position-horizontal-relative:text;mso-position-vertical:absolute;mso-position-vertical-relative:text;mso-width-percent:0;mso-width-relative:margin" from="23.5pt,8.35pt" to="143.7pt,8.35pt" o:gfxdata="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" strokecolor="black [3213]" strokeweight=".5pt">
+                          <v:line w14:anchorId="39F4CB8F" id="Straight Connector 3" o:spid="_x0000_s1026" style="position:absolute;z-index:251683840;visibility:visible;mso-wrap-style:square;mso-width-percent:0;mso-wrap-distance-left:9pt;mso-wrap-distance-top:0;mso-wrap-distance-right:9pt;mso-wrap-distance-bottom:0;mso-position-horizontal:absolute;mso-position-horizontal-relative:text;mso-position-vertical:absolute;mso-position-vertical-relative:text;mso-width-percent:0;mso-width-relative:margin" from="23.5pt,8.35pt" to="143.7pt,8.35pt" o:gfxdata="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" strokecolor="black [3213]" strokeweight=".5pt">
                             <v:stroke joinstyle="miter"/>
                           </v:line>
                         </w:pict>
@@ -1909,7 +1812,6 @@
                     </w:rPr>
                     <w:t xml:space="preserve">       {</w:t>
                   </w:r>
-                  <w:proofErr w:type="spellStart"/>
                   <w:r>
                     <w:rPr>
                       <w:rFonts w:ascii="Tahoma" w:hAnsi="Tahoma" w:cs="Tahoma"/>
@@ -1920,7 +1822,6 @@
                     </w:rPr>
                     <w:t>CheckedByName</w:t>
                   </w:r>
-                  <w:proofErr w:type="spellEnd"/>
                   <w:r>
                     <w:rPr>
                       <w:rFonts w:ascii="Tahoma" w:eastAsia="Arial" w:hAnsi="Tahoma" w:cs="Tahoma"/>
@@ -2012,7 +1913,7 @@
                       </mc:Choice>
                       <mc:Fallback>
                         <w:pict>
-                          <v:line w14:anchorId="26F3B1AD" id="Straight Connector 5" o:spid="_x0000_s1026" style="position:absolute;z-index:251684864;visibility:visible;mso-wrap-style:square;mso-wrap-distance-left:9pt;mso-wrap-distance-top:0;mso-wrap-distance-right:9pt;mso-wrap-distance-bottom:0;mso-position-horizontal:absolute;mso-position-horizontal-relative:text;mso-position-vertical:absolute;mso-position-vertical-relative:text" from="31.2pt,8.35pt" to="143.25pt,8.35pt" o:gfxdata="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" strokecolor="black [3213]" strokeweight=".5pt">
+                          <v:line w14:anchorId="50CC9E8A" id="Straight Connector 5" o:spid="_x0000_s1026" style="position:absolute;z-index:251684864;visibility:visible;mso-wrap-style:square;mso-wrap-distance-left:9pt;mso-wrap-distance-top:0;mso-wrap-distance-right:9pt;mso-wrap-distance-bottom:0;mso-position-horizontal:absolute;mso-position-horizontal-relative:text;mso-position-vertical:absolute;mso-position-vertical-relative:text" from="31.2pt,8.35pt" to="143.25pt,8.35pt" o:gfxdata="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" strokecolor="black [3213]" strokeweight=".5pt">
                             <v:stroke joinstyle="miter"/>
                           </v:line>
                         </w:pict>
@@ -2028,7 +1929,6 @@
                     </w:rPr>
                     <w:t xml:space="preserve">           {</w:t>
                   </w:r>
-                  <w:proofErr w:type="spellStart"/>
                   <w:r>
                     <w:rPr>
                       <w:rFonts w:ascii="Tahoma" w:hAnsi="Tahoma" w:cs="Tahoma"/>
@@ -2039,7 +1939,6 @@
                     </w:rPr>
                     <w:t>AuthorizedByName</w:t>
                   </w:r>
-                  <w:proofErr w:type="spellEnd"/>
                   <w:r>
                     <w:rPr>
                       <w:rFonts w:ascii="Tahoma" w:eastAsia="Arial" w:hAnsi="Tahoma" w:cs="Tahoma"/>
@@ -2316,113 +2215,13 @@
         <w:szCs w:val="16"/>
       </w:rPr>
     </w:pPr>
-    <w:proofErr w:type="spellStart"/>
     <w:r>
       <w:rPr>
         <w:rFonts w:ascii="Tahoma" w:hAnsi="Tahoma" w:cs="Tahoma"/>
         <w:sz w:val="16"/>
         <w:szCs w:val="16"/>
       </w:rPr>
-      <w:t>Mouza</w:t>
-    </w:r>
-    <w:proofErr w:type="spellEnd"/>
-    <w:r>
-      <w:rPr>
-        <w:rFonts w:ascii="Tahoma" w:hAnsi="Tahoma" w:cs="Tahoma"/>
-        <w:sz w:val="16"/>
-        <w:szCs w:val="16"/>
-      </w:rPr>
-      <w:t xml:space="preserve">: </w:t>
-    </w:r>
-    <w:proofErr w:type="spellStart"/>
-    <w:r>
-      <w:rPr>
-        <w:rFonts w:ascii="Tahoma" w:hAnsi="Tahoma" w:cs="Tahoma"/>
-        <w:sz w:val="16"/>
-        <w:szCs w:val="16"/>
-      </w:rPr>
-      <w:t>Depashai</w:t>
-    </w:r>
-    <w:proofErr w:type="spellEnd"/>
-    <w:r>
-      <w:rPr>
-        <w:rFonts w:ascii="Tahoma" w:hAnsi="Tahoma" w:cs="Tahoma"/>
-        <w:sz w:val="16"/>
-        <w:szCs w:val="16"/>
-      </w:rPr>
-      <w:t xml:space="preserve">, U.P: </w:t>
-    </w:r>
-    <w:proofErr w:type="spellStart"/>
-    <w:r>
-      <w:rPr>
-        <w:rFonts w:ascii="Tahoma" w:hAnsi="Tahoma" w:cs="Tahoma"/>
-        <w:sz w:val="16"/>
-        <w:szCs w:val="16"/>
-      </w:rPr>
-      <w:t>Sombag</w:t>
-    </w:r>
-    <w:proofErr w:type="spellEnd"/>
-    <w:r>
-      <w:rPr>
-        <w:rFonts w:ascii="Tahoma" w:hAnsi="Tahoma" w:cs="Tahoma"/>
-        <w:sz w:val="16"/>
-        <w:szCs w:val="16"/>
-      </w:rPr>
-      <w:t xml:space="preserve">, </w:t>
-    </w:r>
-    <w:proofErr w:type="spellStart"/>
-    <w:r>
-      <w:rPr>
-        <w:rFonts w:ascii="Tahoma" w:hAnsi="Tahoma" w:cs="Tahoma"/>
-        <w:sz w:val="16"/>
-        <w:szCs w:val="16"/>
-      </w:rPr>
-      <w:t>Kalampur</w:t>
-    </w:r>
-    <w:proofErr w:type="spellEnd"/>
-    <w:r>
-      <w:rPr>
-        <w:rFonts w:ascii="Tahoma" w:hAnsi="Tahoma" w:cs="Tahoma"/>
-        <w:sz w:val="16"/>
-        <w:szCs w:val="16"/>
-      </w:rPr>
-      <w:t xml:space="preserve">, P.S: </w:t>
-    </w:r>
-    <w:proofErr w:type="spellStart"/>
-    <w:r>
-      <w:rPr>
-        <w:rFonts w:ascii="Tahoma" w:hAnsi="Tahoma" w:cs="Tahoma"/>
-        <w:sz w:val="16"/>
-        <w:szCs w:val="16"/>
-      </w:rPr>
-      <w:t>Dhamrai</w:t>
-    </w:r>
-    <w:proofErr w:type="spellEnd"/>
-    <w:r>
-      <w:rPr>
-        <w:rFonts w:ascii="Tahoma" w:hAnsi="Tahoma" w:cs="Tahoma"/>
-        <w:sz w:val="16"/>
-        <w:szCs w:val="16"/>
-      </w:rPr>
-      <w:t xml:space="preserve"> District: Dhaka, </w:t>
-    </w:r>
-    <w:proofErr w:type="spellStart"/>
-    <w:r>
-      <w:rPr>
-        <w:rFonts w:ascii="Tahoma" w:hAnsi="Tahoma" w:cs="Tahoma"/>
-        <w:sz w:val="16"/>
-        <w:szCs w:val="16"/>
-      </w:rPr>
-      <w:t>Bangladesh.Web</w:t>
-    </w:r>
-    <w:proofErr w:type="spellEnd"/>
-    <w:r>
-      <w:rPr>
-        <w:rFonts w:ascii="Tahoma" w:hAnsi="Tahoma" w:cs="Tahoma"/>
-        <w:sz w:val="16"/>
-        <w:szCs w:val="16"/>
-      </w:rPr>
-      <w:t>: www.ocl-bd.com Phone: +8809612223355</w:t>
+      <w:t>Mouza: Depashai, U.P: Sombag, Kalampur, P.S: Dhamrai District: Dhaka, Bangladesh.Web: www.ocl-bd.com Phone: +8809612223355</w:t>
     </w:r>
   </w:p>
 </w:ftr>
@@ -3892,7 +3691,7 @@
 </file>
 
 <file path=customXml/itemProps1.xml><?xml version="1.0" encoding="utf-8"?>
-<ds:datastoreItem xmlns:ds="http://schemas.openxmlformats.org/officeDocument/2006/customXml" ds:itemID="{16099A7F-0453-4AE6-A39D-84011209EB2C}">
+<ds:datastoreItem xmlns:ds="http://schemas.openxmlformats.org/officeDocument/2006/customXml" ds:itemID="{988B576B-5A3E-4169-9B41-E19E164CA81D}">
   <ds:schemaRefs>
     <ds:schemaRef ds:uri="http://schemas.openxmlformats.org/officeDocument/2006/bibliography"/>
   </ds:schemaRefs>
